--- a/docs/tables/auc3/sec16_egfr_ratio_sens_summary.docx
+++ b/docs/tables/auc3/sec16_egfr_ratio_sens_summary.docx
@@ -38,13 +38,14 @@
         <w:gridCol w:w="3590"/>
         <w:gridCol w:w="1389"/>
         <w:gridCol w:w="778"/>
+        <w:gridCol w:w="2734"/>
         <w:gridCol w:w="1083"/>
         <w:gridCol w:w="2159"/>
         <w:gridCol w:w="1132"/>
       </w:tblGrid>
       <w:tr>
         <w:trPr>
-          <w:trHeight w:val="618" w:hRule="auto"/>
+          <w:trHeight w:val="620" w:hRule="auto"/>
           <w:tblHeader/>
         </w:trPr>
         header 1
@@ -204,6 +205,59 @@
                 <w:color w:val="000000"/>
               </w:rPr>
               <w:t xml:space="preserve">N</w:t>
+            </w:r>
+          </w:p>
+        </w:tc>
+        <w:tc>
+          <w:tcPr>
+            <w:tcBorders>
+              <w:bottom w:val="single" w:sz="12" w:space="0" w:color="666666"/>
+              <w:top w:val="single" w:sz="12" w:space="0" w:color="666666"/>
+              <w:left w:val="none" w:sz="0" w:space="0" w:color="000000"/>
+              <w:right w:val="none" w:sz="0" w:space="0" w:color="000000"/>
+            </w:tcBorders>
+            <w:shd w:val="clear" w:color="auto" w:fill="FFFFFF"/>
+            <w:tcMar>
+              <w:top w:w="0" w:type="dxa"/>
+              <w:bottom w:w="0" w:type="dxa"/>
+              <w:left w:w="0" w:type="dxa"/>
+              <w:right w:w="0" w:type="dxa"/>
+            </w:tcMar>
+            <w:vAlign w:val="center"/>
+          </w:tcPr>
+          <w:p>
+            <w:pPr>
+              <w:pStyle w:val="Normal"/>
+              <w:jc w:val="right"/>
+              <w:pBdr>
+                <w:bottom w:val="none" w:sz="0" w:space="0" w:color="000000"/>
+                <w:top w:val="none" w:sz="0" w:space="0" w:color="000000"/>
+                <w:left w:val="none" w:sz="0" w:space="0" w:color="000000"/>
+                <w:right w:val="none" w:sz="0" w:space="0" w:color="000000"/>
+              </w:pBdr>
+              <w:spacing w:after="100" w:before="100" w:line="240"/>
+              <w:ind w:left="100" w:right="100" w:firstLine="0" w:firstLineChars="0"/>
+              <w:rPr>
+                <w:rFonts w:ascii="Helvetica" w:hAnsi="Helvetica" w:eastAsia="Helvetica" w:cs="Helvetica"/>
+                <w:i w:val="false"/>
+                <w:b w:val="false"/>
+                <w:u w:val="none"/>
+                <w:sz w:val="22"/>
+                <w:szCs w:val="22"/>
+                <w:color w:val="000000"/>
+              </w:rPr>
+            </w:pPr>
+            <w:r>
+              <w:rPr>
+                <w:rFonts w:ascii="Helvetica" w:hAnsi="Helvetica" w:eastAsia="Helvetica" w:cs="Helvetica"/>
+                <w:i w:val="false"/>
+                <w:b w:val="false"/>
+                <w:u w:val="none"/>
+                <w:sz w:val="22"/>
+                <w:szCs w:val="22"/>
+                <w:color w:val="000000"/>
+              </w:rPr>
+              <w:t xml:space="preserve">Excluded (missing cov.)</w:t>
             </w:r>
           </w:p>
         </w:tc>
@@ -580,6 +634,59 @@
                 <w:szCs w:val="22"/>
                 <w:color w:val="000000"/>
               </w:rPr>
+              <w:t xml:space="preserve">0</w:t>
+            </w:r>
+          </w:p>
+        </w:tc>
+        <w:tc>
+          <w:tcPr>
+            <w:tcBorders>
+              <w:bottom w:val="none" w:sz="0" w:space="0" w:color="000000"/>
+              <w:top w:val="single" w:sz="12" w:space="0" w:color="666666"/>
+              <w:left w:val="none" w:sz="0" w:space="0" w:color="000000"/>
+              <w:right w:val="none" w:sz="0" w:space="0" w:color="000000"/>
+            </w:tcBorders>
+            <w:shd w:val="clear" w:color="auto" w:fill="FFFFFF"/>
+            <w:tcMar>
+              <w:top w:w="0" w:type="dxa"/>
+              <w:bottom w:w="0" w:type="dxa"/>
+              <w:left w:w="0" w:type="dxa"/>
+              <w:right w:w="0" w:type="dxa"/>
+            </w:tcMar>
+            <w:vAlign w:val="center"/>
+          </w:tcPr>
+          <w:p>
+            <w:pPr>
+              <w:pStyle w:val="Normal"/>
+              <w:jc w:val="right"/>
+              <w:pBdr>
+                <w:bottom w:val="none" w:sz="0" w:space="0" w:color="000000"/>
+                <w:top w:val="none" w:sz="0" w:space="0" w:color="000000"/>
+                <w:left w:val="none" w:sz="0" w:space="0" w:color="000000"/>
+                <w:right w:val="none" w:sz="0" w:space="0" w:color="000000"/>
+              </w:pBdr>
+              <w:spacing w:after="100" w:before="100" w:line="240"/>
+              <w:ind w:left="100" w:right="100" w:firstLine="0" w:firstLineChars="0"/>
+              <w:rPr>
+                <w:rFonts w:ascii="Helvetica" w:hAnsi="Helvetica" w:eastAsia="Helvetica" w:cs="Helvetica"/>
+                <w:i w:val="false"/>
+                <w:b w:val="false"/>
+                <w:u w:val="none"/>
+                <w:sz w:val="22"/>
+                <w:szCs w:val="22"/>
+                <w:color w:val="000000"/>
+              </w:rPr>
+            </w:pPr>
+            <w:r>
+              <w:rPr>
+                <w:rFonts w:ascii="Helvetica" w:hAnsi="Helvetica" w:eastAsia="Helvetica" w:cs="Helvetica"/>
+                <w:i w:val="false"/>
+                <w:b w:val="false"/>
+                <w:u w:val="none"/>
+                <w:sz w:val="22"/>
+                <w:szCs w:val="22"/>
+                <w:color w:val="000000"/>
+              </w:rPr>
               <w:t xml:space="preserve">201</w:t>
             </w:r>
           </w:p>
@@ -904,6 +1011,59 @@
                 <w:szCs w:val="22"/>
                 <w:color w:val="000000"/>
               </w:rPr>
+              <w:t xml:space="preserve">0</w:t>
+            </w:r>
+          </w:p>
+        </w:tc>
+        <w:tc>
+          <w:tcPr>
+            <w:tcBorders>
+              <w:bottom w:val="none" w:sz="0" w:space="0" w:color="000000"/>
+              <w:top w:val="none" w:sz="0" w:space="0" w:color="000000"/>
+              <w:left w:val="none" w:sz="0" w:space="0" w:color="000000"/>
+              <w:right w:val="none" w:sz="0" w:space="0" w:color="000000"/>
+            </w:tcBorders>
+            <w:shd w:val="clear" w:color="auto" w:fill="FFFFFF"/>
+            <w:tcMar>
+              <w:top w:w="0" w:type="dxa"/>
+              <w:bottom w:w="0" w:type="dxa"/>
+              <w:left w:w="0" w:type="dxa"/>
+              <w:right w:w="0" w:type="dxa"/>
+            </w:tcMar>
+            <w:vAlign w:val="center"/>
+          </w:tcPr>
+          <w:p>
+            <w:pPr>
+              <w:pStyle w:val="Normal"/>
+              <w:jc w:val="right"/>
+              <w:pBdr>
+                <w:bottom w:val="none" w:sz="0" w:space="0" w:color="000000"/>
+                <w:top w:val="none" w:sz="0" w:space="0" w:color="000000"/>
+                <w:left w:val="none" w:sz="0" w:space="0" w:color="000000"/>
+                <w:right w:val="none" w:sz="0" w:space="0" w:color="000000"/>
+              </w:pBdr>
+              <w:spacing w:after="100" w:before="100" w:line="240"/>
+              <w:ind w:left="100" w:right="100" w:firstLine="0" w:firstLineChars="0"/>
+              <w:rPr>
+                <w:rFonts w:ascii="Helvetica" w:hAnsi="Helvetica" w:eastAsia="Helvetica" w:cs="Helvetica"/>
+                <w:i w:val="false"/>
+                <w:b w:val="false"/>
+                <w:u w:val="none"/>
+                <w:sz w:val="22"/>
+                <w:szCs w:val="22"/>
+                <w:color w:val="000000"/>
+              </w:rPr>
+            </w:pPr>
+            <w:r>
+              <w:rPr>
+                <w:rFonts w:ascii="Helvetica" w:hAnsi="Helvetica" w:eastAsia="Helvetica" w:cs="Helvetica"/>
+                <w:i w:val="false"/>
+                <w:b w:val="false"/>
+                <w:u w:val="none"/>
+                <w:sz w:val="22"/>
+                <w:szCs w:val="22"/>
+                <w:color w:val="000000"/>
+              </w:rPr>
               <w:t xml:space="preserve">58</w:t>
             </w:r>
           </w:p>
@@ -1228,6 +1388,59 @@
                 <w:szCs w:val="22"/>
                 <w:color w:val="000000"/>
               </w:rPr>
+              <w:t xml:space="preserve">0</w:t>
+            </w:r>
+          </w:p>
+        </w:tc>
+        <w:tc>
+          <w:tcPr>
+            <w:tcBorders>
+              <w:bottom w:val="none" w:sz="0" w:space="0" w:color="000000"/>
+              <w:top w:val="none" w:sz="0" w:space="0" w:color="000000"/>
+              <w:left w:val="none" w:sz="0" w:space="0" w:color="000000"/>
+              <w:right w:val="none" w:sz="0" w:space="0" w:color="000000"/>
+            </w:tcBorders>
+            <w:shd w:val="clear" w:color="auto" w:fill="FFFFFF"/>
+            <w:tcMar>
+              <w:top w:w="0" w:type="dxa"/>
+              <w:bottom w:w="0" w:type="dxa"/>
+              <w:left w:w="0" w:type="dxa"/>
+              <w:right w:w="0" w:type="dxa"/>
+            </w:tcMar>
+            <w:vAlign w:val="center"/>
+          </w:tcPr>
+          <w:p>
+            <w:pPr>
+              <w:pStyle w:val="Normal"/>
+              <w:jc w:val="right"/>
+              <w:pBdr>
+                <w:bottom w:val="none" w:sz="0" w:space="0" w:color="000000"/>
+                <w:top w:val="none" w:sz="0" w:space="0" w:color="000000"/>
+                <w:left w:val="none" w:sz="0" w:space="0" w:color="000000"/>
+                <w:right w:val="none" w:sz="0" w:space="0" w:color="000000"/>
+              </w:pBdr>
+              <w:spacing w:after="100" w:before="100" w:line="240"/>
+              <w:ind w:left="100" w:right="100" w:firstLine="0" w:firstLineChars="0"/>
+              <w:rPr>
+                <w:rFonts w:ascii="Helvetica" w:hAnsi="Helvetica" w:eastAsia="Helvetica" w:cs="Helvetica"/>
+                <w:i w:val="false"/>
+                <w:b w:val="false"/>
+                <w:u w:val="none"/>
+                <w:sz w:val="22"/>
+                <w:szCs w:val="22"/>
+                <w:color w:val="000000"/>
+              </w:rPr>
+            </w:pPr>
+            <w:r>
+              <w:rPr>
+                <w:rFonts w:ascii="Helvetica" w:hAnsi="Helvetica" w:eastAsia="Helvetica" w:cs="Helvetica"/>
+                <w:i w:val="false"/>
+                <w:b w:val="false"/>
+                <w:u w:val="none"/>
+                <w:sz w:val="22"/>
+                <w:szCs w:val="22"/>
+                <w:color w:val="000000"/>
+              </w:rPr>
               <w:t xml:space="preserve">39</w:t>
             </w:r>
           </w:p>
@@ -1552,6 +1765,59 @@
                 <w:szCs w:val="22"/>
                 <w:color w:val="000000"/>
               </w:rPr>
+              <w:t xml:space="preserve">0</w:t>
+            </w:r>
+          </w:p>
+        </w:tc>
+        <w:tc>
+          <w:tcPr>
+            <w:tcBorders>
+              <w:bottom w:val="none" w:sz="0" w:space="0" w:color="000000"/>
+              <w:top w:val="none" w:sz="0" w:space="0" w:color="000000"/>
+              <w:left w:val="none" w:sz="0" w:space="0" w:color="000000"/>
+              <w:right w:val="none" w:sz="0" w:space="0" w:color="000000"/>
+            </w:tcBorders>
+            <w:shd w:val="clear" w:color="auto" w:fill="FFFFFF"/>
+            <w:tcMar>
+              <w:top w:w="0" w:type="dxa"/>
+              <w:bottom w:w="0" w:type="dxa"/>
+              <w:left w:w="0" w:type="dxa"/>
+              <w:right w:w="0" w:type="dxa"/>
+            </w:tcMar>
+            <w:vAlign w:val="center"/>
+          </w:tcPr>
+          <w:p>
+            <w:pPr>
+              <w:pStyle w:val="Normal"/>
+              <w:jc w:val="right"/>
+              <w:pBdr>
+                <w:bottom w:val="none" w:sz="0" w:space="0" w:color="000000"/>
+                <w:top w:val="none" w:sz="0" w:space="0" w:color="000000"/>
+                <w:left w:val="none" w:sz="0" w:space="0" w:color="000000"/>
+                <w:right w:val="none" w:sz="0" w:space="0" w:color="000000"/>
+              </w:pBdr>
+              <w:spacing w:after="100" w:before="100" w:line="240"/>
+              <w:ind w:left="100" w:right="100" w:firstLine="0" w:firstLineChars="0"/>
+              <w:rPr>
+                <w:rFonts w:ascii="Helvetica" w:hAnsi="Helvetica" w:eastAsia="Helvetica" w:cs="Helvetica"/>
+                <w:i w:val="false"/>
+                <w:b w:val="false"/>
+                <w:u w:val="none"/>
+                <w:sz w:val="22"/>
+                <w:szCs w:val="22"/>
+                <w:color w:val="000000"/>
+              </w:rPr>
+            </w:pPr>
+            <w:r>
+              <w:rPr>
+                <w:rFonts w:ascii="Helvetica" w:hAnsi="Helvetica" w:eastAsia="Helvetica" w:cs="Helvetica"/>
+                <w:i w:val="false"/>
+                <w:b w:val="false"/>
+                <w:u w:val="none"/>
+                <w:sz w:val="22"/>
+                <w:szCs w:val="22"/>
+                <w:color w:val="000000"/>
+              </w:rPr>
               <w:t xml:space="preserve">15</w:t>
             </w:r>
           </w:p>
@@ -1876,6 +2142,59 @@
                 <w:szCs w:val="22"/>
                 <w:color w:val="000000"/>
               </w:rPr>
+              <w:t xml:space="preserve">0</w:t>
+            </w:r>
+          </w:p>
+        </w:tc>
+        <w:tc>
+          <w:tcPr>
+            <w:tcBorders>
+              <w:bottom w:val="none" w:sz="0" w:space="0" w:color="000000"/>
+              <w:top w:val="none" w:sz="0" w:space="0" w:color="000000"/>
+              <w:left w:val="none" w:sz="0" w:space="0" w:color="000000"/>
+              <w:right w:val="none" w:sz="0" w:space="0" w:color="000000"/>
+            </w:tcBorders>
+            <w:shd w:val="clear" w:color="auto" w:fill="FFFFFF"/>
+            <w:tcMar>
+              <w:top w:w="0" w:type="dxa"/>
+              <w:bottom w:w="0" w:type="dxa"/>
+              <w:left w:w="0" w:type="dxa"/>
+              <w:right w:w="0" w:type="dxa"/>
+            </w:tcMar>
+            <w:vAlign w:val="center"/>
+          </w:tcPr>
+          <w:p>
+            <w:pPr>
+              <w:pStyle w:val="Normal"/>
+              <w:jc w:val="right"/>
+              <w:pBdr>
+                <w:bottom w:val="none" w:sz="0" w:space="0" w:color="000000"/>
+                <w:top w:val="none" w:sz="0" w:space="0" w:color="000000"/>
+                <w:left w:val="none" w:sz="0" w:space="0" w:color="000000"/>
+                <w:right w:val="none" w:sz="0" w:space="0" w:color="000000"/>
+              </w:pBdr>
+              <w:spacing w:after="100" w:before="100" w:line="240"/>
+              <w:ind w:left="100" w:right="100" w:firstLine="0" w:firstLineChars="0"/>
+              <w:rPr>
+                <w:rFonts w:ascii="Helvetica" w:hAnsi="Helvetica" w:eastAsia="Helvetica" w:cs="Helvetica"/>
+                <w:i w:val="false"/>
+                <w:b w:val="false"/>
+                <w:u w:val="none"/>
+                <w:sz w:val="22"/>
+                <w:szCs w:val="22"/>
+                <w:color w:val="000000"/>
+              </w:rPr>
+            </w:pPr>
+            <w:r>
+              <w:rPr>
+                <w:rFonts w:ascii="Helvetica" w:hAnsi="Helvetica" w:eastAsia="Helvetica" w:cs="Helvetica"/>
+                <w:i w:val="false"/>
+                <w:b w:val="false"/>
+                <w:u w:val="none"/>
+                <w:sz w:val="22"/>
+                <w:szCs w:val="22"/>
+                <w:color w:val="000000"/>
+              </w:rPr>
               <w:t xml:space="preserve">28</w:t>
             </w:r>
           </w:p>
@@ -2200,6 +2519,59 @@
                 <w:szCs w:val="22"/>
                 <w:color w:val="000000"/>
               </w:rPr>
+              <w:t xml:space="preserve">0</w:t>
+            </w:r>
+          </w:p>
+        </w:tc>
+        <w:tc>
+          <w:tcPr>
+            <w:tcBorders>
+              <w:bottom w:val="none" w:sz="0" w:space="0" w:color="000000"/>
+              <w:top w:val="none" w:sz="0" w:space="0" w:color="000000"/>
+              <w:left w:val="none" w:sz="0" w:space="0" w:color="000000"/>
+              <w:right w:val="none" w:sz="0" w:space="0" w:color="000000"/>
+            </w:tcBorders>
+            <w:shd w:val="clear" w:color="auto" w:fill="FFFFFF"/>
+            <w:tcMar>
+              <w:top w:w="0" w:type="dxa"/>
+              <w:bottom w:w="0" w:type="dxa"/>
+              <w:left w:w="0" w:type="dxa"/>
+              <w:right w:w="0" w:type="dxa"/>
+            </w:tcMar>
+            <w:vAlign w:val="center"/>
+          </w:tcPr>
+          <w:p>
+            <w:pPr>
+              <w:pStyle w:val="Normal"/>
+              <w:jc w:val="right"/>
+              <w:pBdr>
+                <w:bottom w:val="none" w:sz="0" w:space="0" w:color="000000"/>
+                <w:top w:val="none" w:sz="0" w:space="0" w:color="000000"/>
+                <w:left w:val="none" w:sz="0" w:space="0" w:color="000000"/>
+                <w:right w:val="none" w:sz="0" w:space="0" w:color="000000"/>
+              </w:pBdr>
+              <w:spacing w:after="100" w:before="100" w:line="240"/>
+              <w:ind w:left="100" w:right="100" w:firstLine="0" w:firstLineChars="0"/>
+              <w:rPr>
+                <w:rFonts w:ascii="Helvetica" w:hAnsi="Helvetica" w:eastAsia="Helvetica" w:cs="Helvetica"/>
+                <w:i w:val="false"/>
+                <w:b w:val="false"/>
+                <w:u w:val="none"/>
+                <w:sz w:val="22"/>
+                <w:szCs w:val="22"/>
+                <w:color w:val="000000"/>
+              </w:rPr>
+            </w:pPr>
+            <w:r>
+              <w:rPr>
+                <w:rFonts w:ascii="Helvetica" w:hAnsi="Helvetica" w:eastAsia="Helvetica" w:cs="Helvetica"/>
+                <w:i w:val="false"/>
+                <w:b w:val="false"/>
+                <w:u w:val="none"/>
+                <w:sz w:val="22"/>
+                <w:szCs w:val="22"/>
+                <w:color w:val="000000"/>
+              </w:rPr>
               <w:t xml:space="preserve">33</w:t>
             </w:r>
           </w:p>
@@ -2524,6 +2896,59 @@
                 <w:szCs w:val="22"/>
                 <w:color w:val="000000"/>
               </w:rPr>
+              <w:t xml:space="preserve">0</w:t>
+            </w:r>
+          </w:p>
+        </w:tc>
+        <w:tc>
+          <w:tcPr>
+            <w:tcBorders>
+              <w:bottom w:val="none" w:sz="0" w:space="0" w:color="000000"/>
+              <w:top w:val="none" w:sz="0" w:space="0" w:color="000000"/>
+              <w:left w:val="none" w:sz="0" w:space="0" w:color="000000"/>
+              <w:right w:val="none" w:sz="0" w:space="0" w:color="000000"/>
+            </w:tcBorders>
+            <w:shd w:val="clear" w:color="auto" w:fill="FFFFFF"/>
+            <w:tcMar>
+              <w:top w:w="0" w:type="dxa"/>
+              <w:bottom w:w="0" w:type="dxa"/>
+              <w:left w:w="0" w:type="dxa"/>
+              <w:right w:w="0" w:type="dxa"/>
+            </w:tcMar>
+            <w:vAlign w:val="center"/>
+          </w:tcPr>
+          <w:p>
+            <w:pPr>
+              <w:pStyle w:val="Normal"/>
+              <w:jc w:val="right"/>
+              <w:pBdr>
+                <w:bottom w:val="none" w:sz="0" w:space="0" w:color="000000"/>
+                <w:top w:val="none" w:sz="0" w:space="0" w:color="000000"/>
+                <w:left w:val="none" w:sz="0" w:space="0" w:color="000000"/>
+                <w:right w:val="none" w:sz="0" w:space="0" w:color="000000"/>
+              </w:pBdr>
+              <w:spacing w:after="100" w:before="100" w:line="240"/>
+              <w:ind w:left="100" w:right="100" w:firstLine="0" w:firstLineChars="0"/>
+              <w:rPr>
+                <w:rFonts w:ascii="Helvetica" w:hAnsi="Helvetica" w:eastAsia="Helvetica" w:cs="Helvetica"/>
+                <w:i w:val="false"/>
+                <w:b w:val="false"/>
+                <w:u w:val="none"/>
+                <w:sz w:val="22"/>
+                <w:szCs w:val="22"/>
+                <w:color w:val="000000"/>
+              </w:rPr>
+            </w:pPr>
+            <w:r>
+              <w:rPr>
+                <w:rFonts w:ascii="Helvetica" w:hAnsi="Helvetica" w:eastAsia="Helvetica" w:cs="Helvetica"/>
+                <w:i w:val="false"/>
+                <w:b w:val="false"/>
+                <w:u w:val="none"/>
+                <w:sz w:val="22"/>
+                <w:szCs w:val="22"/>
+                <w:color w:val="000000"/>
+              </w:rPr>
               <w:t xml:space="preserve">215</w:t>
             </w:r>
           </w:p>
@@ -2848,6 +3273,59 @@
                 <w:szCs w:val="22"/>
                 <w:color w:val="000000"/>
               </w:rPr>
+              <w:t xml:space="preserve">0</w:t>
+            </w:r>
+          </w:p>
+        </w:tc>
+        <w:tc>
+          <w:tcPr>
+            <w:tcBorders>
+              <w:bottom w:val="none" w:sz="0" w:space="0" w:color="000000"/>
+              <w:top w:val="none" w:sz="0" w:space="0" w:color="000000"/>
+              <w:left w:val="none" w:sz="0" w:space="0" w:color="000000"/>
+              <w:right w:val="none" w:sz="0" w:space="0" w:color="000000"/>
+            </w:tcBorders>
+            <w:shd w:val="clear" w:color="auto" w:fill="FFFFFF"/>
+            <w:tcMar>
+              <w:top w:w="0" w:type="dxa"/>
+              <w:bottom w:w="0" w:type="dxa"/>
+              <w:left w:w="0" w:type="dxa"/>
+              <w:right w:w="0" w:type="dxa"/>
+            </w:tcMar>
+            <w:vAlign w:val="center"/>
+          </w:tcPr>
+          <w:p>
+            <w:pPr>
+              <w:pStyle w:val="Normal"/>
+              <w:jc w:val="right"/>
+              <w:pBdr>
+                <w:bottom w:val="none" w:sz="0" w:space="0" w:color="000000"/>
+                <w:top w:val="none" w:sz="0" w:space="0" w:color="000000"/>
+                <w:left w:val="none" w:sz="0" w:space="0" w:color="000000"/>
+                <w:right w:val="none" w:sz="0" w:space="0" w:color="000000"/>
+              </w:pBdr>
+              <w:spacing w:after="100" w:before="100" w:line="240"/>
+              <w:ind w:left="100" w:right="100" w:firstLine="0" w:firstLineChars="0"/>
+              <w:rPr>
+                <w:rFonts w:ascii="Helvetica" w:hAnsi="Helvetica" w:eastAsia="Helvetica" w:cs="Helvetica"/>
+                <w:i w:val="false"/>
+                <w:b w:val="false"/>
+                <w:u w:val="none"/>
+                <w:sz w:val="22"/>
+                <w:szCs w:val="22"/>
+                <w:color w:val="000000"/>
+              </w:rPr>
+            </w:pPr>
+            <w:r>
+              <w:rPr>
+                <w:rFonts w:ascii="Helvetica" w:hAnsi="Helvetica" w:eastAsia="Helvetica" w:cs="Helvetica"/>
+                <w:i w:val="false"/>
+                <w:b w:val="false"/>
+                <w:u w:val="none"/>
+                <w:sz w:val="22"/>
+                <w:szCs w:val="22"/>
+                <w:color w:val="000000"/>
+              </w:rPr>
               <w:t xml:space="preserve">63</w:t>
             </w:r>
           </w:p>
@@ -3172,6 +3650,59 @@
                 <w:szCs w:val="22"/>
                 <w:color w:val="000000"/>
               </w:rPr>
+              <w:t xml:space="preserve">0</w:t>
+            </w:r>
+          </w:p>
+        </w:tc>
+        <w:tc>
+          <w:tcPr>
+            <w:tcBorders>
+              <w:bottom w:val="none" w:sz="0" w:space="0" w:color="000000"/>
+              <w:top w:val="none" w:sz="0" w:space="0" w:color="000000"/>
+              <w:left w:val="none" w:sz="0" w:space="0" w:color="000000"/>
+              <w:right w:val="none" w:sz="0" w:space="0" w:color="000000"/>
+            </w:tcBorders>
+            <w:shd w:val="clear" w:color="auto" w:fill="FFFFFF"/>
+            <w:tcMar>
+              <w:top w:w="0" w:type="dxa"/>
+              <w:bottom w:w="0" w:type="dxa"/>
+              <w:left w:w="0" w:type="dxa"/>
+              <w:right w:w="0" w:type="dxa"/>
+            </w:tcMar>
+            <w:vAlign w:val="center"/>
+          </w:tcPr>
+          <w:p>
+            <w:pPr>
+              <w:pStyle w:val="Normal"/>
+              <w:jc w:val="right"/>
+              <w:pBdr>
+                <w:bottom w:val="none" w:sz="0" w:space="0" w:color="000000"/>
+                <w:top w:val="none" w:sz="0" w:space="0" w:color="000000"/>
+                <w:left w:val="none" w:sz="0" w:space="0" w:color="000000"/>
+                <w:right w:val="none" w:sz="0" w:space="0" w:color="000000"/>
+              </w:pBdr>
+              <w:spacing w:after="100" w:before="100" w:line="240"/>
+              <w:ind w:left="100" w:right="100" w:firstLine="0" w:firstLineChars="0"/>
+              <w:rPr>
+                <w:rFonts w:ascii="Helvetica" w:hAnsi="Helvetica" w:eastAsia="Helvetica" w:cs="Helvetica"/>
+                <w:i w:val="false"/>
+                <w:b w:val="false"/>
+                <w:u w:val="none"/>
+                <w:sz w:val="22"/>
+                <w:szCs w:val="22"/>
+                <w:color w:val="000000"/>
+              </w:rPr>
+            </w:pPr>
+            <w:r>
+              <w:rPr>
+                <w:rFonts w:ascii="Helvetica" w:hAnsi="Helvetica" w:eastAsia="Helvetica" w:cs="Helvetica"/>
+                <w:i w:val="false"/>
+                <w:b w:val="false"/>
+                <w:u w:val="none"/>
+                <w:sz w:val="22"/>
+                <w:szCs w:val="22"/>
+                <w:color w:val="000000"/>
+              </w:rPr>
               <w:t xml:space="preserve">124</w:t>
             </w:r>
           </w:p>
@@ -3496,6 +4027,59 @@
                 <w:szCs w:val="22"/>
                 <w:color w:val="000000"/>
               </w:rPr>
+              <w:t xml:space="preserve">0</w:t>
+            </w:r>
+          </w:p>
+        </w:tc>
+        <w:tc>
+          <w:tcPr>
+            <w:tcBorders>
+              <w:bottom w:val="none" w:sz="0" w:space="0" w:color="000000"/>
+              <w:top w:val="none" w:sz="0" w:space="0" w:color="000000"/>
+              <w:left w:val="none" w:sz="0" w:space="0" w:color="000000"/>
+              <w:right w:val="none" w:sz="0" w:space="0" w:color="000000"/>
+            </w:tcBorders>
+            <w:shd w:val="clear" w:color="auto" w:fill="FFFFFF"/>
+            <w:tcMar>
+              <w:top w:w="0" w:type="dxa"/>
+              <w:bottom w:w="0" w:type="dxa"/>
+              <w:left w:w="0" w:type="dxa"/>
+              <w:right w:w="0" w:type="dxa"/>
+            </w:tcMar>
+            <w:vAlign w:val="center"/>
+          </w:tcPr>
+          <w:p>
+            <w:pPr>
+              <w:pStyle w:val="Normal"/>
+              <w:jc w:val="right"/>
+              <w:pBdr>
+                <w:bottom w:val="none" w:sz="0" w:space="0" w:color="000000"/>
+                <w:top w:val="none" w:sz="0" w:space="0" w:color="000000"/>
+                <w:left w:val="none" w:sz="0" w:space="0" w:color="000000"/>
+                <w:right w:val="none" w:sz="0" w:space="0" w:color="000000"/>
+              </w:pBdr>
+              <w:spacing w:after="100" w:before="100" w:line="240"/>
+              <w:ind w:left="100" w:right="100" w:firstLine="0" w:firstLineChars="0"/>
+              <w:rPr>
+                <w:rFonts w:ascii="Helvetica" w:hAnsi="Helvetica" w:eastAsia="Helvetica" w:cs="Helvetica"/>
+                <w:i w:val="false"/>
+                <w:b w:val="false"/>
+                <w:u w:val="none"/>
+                <w:sz w:val="22"/>
+                <w:szCs w:val="22"/>
+                <w:color w:val="000000"/>
+              </w:rPr>
+            </w:pPr>
+            <w:r>
+              <w:rPr>
+                <w:rFonts w:ascii="Helvetica" w:hAnsi="Helvetica" w:eastAsia="Helvetica" w:cs="Helvetica"/>
+                <w:i w:val="false"/>
+                <w:b w:val="false"/>
+                <w:u w:val="none"/>
+                <w:sz w:val="22"/>
+                <w:szCs w:val="22"/>
+                <w:color w:val="000000"/>
+              </w:rPr>
               <w:t xml:space="preserve">67</w:t>
             </w:r>
           </w:p>
@@ -3768,6 +4352,59 @@
                 <w:color w:val="000000"/>
               </w:rPr>
               <w:t xml:space="preserve">463</w:t>
+            </w:r>
+          </w:p>
+        </w:tc>
+        <w:tc>
+          <w:tcPr>
+            <w:tcBorders>
+              <w:bottom w:val="single" w:sz="12" w:space="0" w:color="666666"/>
+              <w:top w:val="none" w:sz="0" w:space="0" w:color="000000"/>
+              <w:left w:val="none" w:sz="0" w:space="0" w:color="000000"/>
+              <w:right w:val="none" w:sz="0" w:space="0" w:color="000000"/>
+            </w:tcBorders>
+            <w:shd w:val="clear" w:color="auto" w:fill="FFFFFF"/>
+            <w:tcMar>
+              <w:top w:w="0" w:type="dxa"/>
+              <w:bottom w:w="0" w:type="dxa"/>
+              <w:left w:w="0" w:type="dxa"/>
+              <w:right w:w="0" w:type="dxa"/>
+            </w:tcMar>
+            <w:vAlign w:val="center"/>
+          </w:tcPr>
+          <w:p>
+            <w:pPr>
+              <w:pStyle w:val="Normal"/>
+              <w:jc w:val="right"/>
+              <w:pBdr>
+                <w:bottom w:val="none" w:sz="0" w:space="0" w:color="000000"/>
+                <w:top w:val="none" w:sz="0" w:space="0" w:color="000000"/>
+                <w:left w:val="none" w:sz="0" w:space="0" w:color="000000"/>
+                <w:right w:val="none" w:sz="0" w:space="0" w:color="000000"/>
+              </w:pBdr>
+              <w:spacing w:after="100" w:before="100" w:line="240"/>
+              <w:ind w:left="100" w:right="100" w:firstLine="0" w:firstLineChars="0"/>
+              <w:rPr>
+                <w:rFonts w:ascii="Helvetica" w:hAnsi="Helvetica" w:eastAsia="Helvetica" w:cs="Helvetica"/>
+                <w:i w:val="false"/>
+                <w:b w:val="false"/>
+                <w:u w:val="none"/>
+                <w:sz w:val="22"/>
+                <w:szCs w:val="22"/>
+                <w:color w:val="000000"/>
+              </w:rPr>
+            </w:pPr>
+            <w:r>
+              <w:rPr>
+                <w:rFonts w:ascii="Helvetica" w:hAnsi="Helvetica" w:eastAsia="Helvetica" w:cs="Helvetica"/>
+                <w:i w:val="false"/>
+                <w:b w:val="false"/>
+                <w:u w:val="none"/>
+                <w:sz w:val="22"/>
+                <w:szCs w:val="22"/>
+                <w:color w:val="000000"/>
+              </w:rPr>
+              <w:t xml:space="preserve">0</w:t>
             </w:r>
           </w:p>
         </w:tc>

--- a/docs/tables/auc3/sec16_egfr_ratio_sens_summary.docx
+++ b/docs/tables/auc3/sec16_egfr_ratio_sens_summary.docx
@@ -25,7 +25,7 @@
         <w:ind w:left="60" w:right="60" w:firstLine="0" w:firstLineChars="0"/>
       </w:pPr>
       <w:r>
-        <w:t xml:space="preserve">Sensitivity analysis: multivariable (sub)HR per 0.1 decline in eGFR ratio (CKD-EPI 2012 CysC / CKD-EPI 2021 Cr) — Carboplatin AUC ≥ 3 cohort. Fine-Gray for competing-risk outcomes; Cox PH for 90-day death.</w:t>
+        <w:t xml:space="preserve">Sensitivity analysis: multivariable (sub)HR per 10 % decline in eGFR difference (%) — 100 × (CKD-EPI 2012 CysC − CKD-EPI 2021 Cr) / CKD-EPI 2021 Cr — Carboplatin AUC ≥ 3 cohort. Fine-Gray for competing-risk outcomes; Cox PH for 90-day death.</w:t>
       </w:r>
     </w:p>
     <w:tbl xmlns:a="http://schemas.openxmlformats.org/drawingml/2006/main" xmlns:pic="http://schemas.openxmlformats.org/drawingml/2006/picture">
